--- a/deliverables/final/第7组_Sprint1计划会会议纪要.docx
+++ b/deliverables/final/第7组_Sprint1计划会会议纪要.docx
@@ -83,6 +83,7 @@
           </w:tcPr>
           <w:p>
             <w:pPr>
+              <w:keepNext/>
               <w:spacing w:after="0" w:line="264" w:lineRule="auto"/>
               <w:jc w:val="center"/>
             </w:pPr>
@@ -111,6 +112,7 @@
           </w:tcPr>
           <w:p>
             <w:pPr>
+              <w:keepNext/>
               <w:spacing w:after="0" w:line="264" w:lineRule="auto"/>
               <w:jc w:val="center"/>
             </w:pPr>
@@ -139,6 +141,7 @@
           </w:tcPr>
           <w:p>
             <w:pPr>
+              <w:keepNext/>
               <w:spacing w:after="0" w:line="264" w:lineRule="auto"/>
               <w:jc w:val="center"/>
             </w:pPr>
@@ -585,6 +588,7 @@
           </w:tcPr>
           <w:p>
             <w:pPr>
+              <w:keepNext/>
               <w:spacing w:after="0" w:line="264" w:lineRule="auto"/>
               <w:jc w:val="center"/>
             </w:pPr>
@@ -613,6 +617,7 @@
           </w:tcPr>
           <w:p>
             <w:pPr>
+              <w:keepNext/>
               <w:spacing w:after="0" w:line="264" w:lineRule="auto"/>
               <w:jc w:val="center"/>
             </w:pPr>
@@ -641,6 +646,7 @@
           </w:tcPr>
           <w:p>
             <w:pPr>
+              <w:keepNext/>
               <w:spacing w:after="0" w:line="264" w:lineRule="auto"/>
               <w:jc w:val="center"/>
             </w:pPr>
@@ -669,6 +675,7 @@
           </w:tcPr>
           <w:p>
             <w:pPr>
+              <w:keepNext/>
               <w:spacing w:after="0" w:line="264" w:lineRule="auto"/>
               <w:jc w:val="center"/>
             </w:pPr>
@@ -697,6 +704,7 @@
           </w:tcPr>
           <w:p>
             <w:pPr>
+              <w:keepNext/>
               <w:spacing w:after="0" w:line="264" w:lineRule="auto"/>
               <w:jc w:val="center"/>
             </w:pPr>
@@ -1229,7 +1237,7 @@
     </w:p>
     <w:p>
       <w:r>
-        <w:t>执行结果是三个故事已集成，自动测试 24/24 通过，2026年9月22日 DRI 确认最终人工 Demo 七项通过。AI 静态检查认为关键函数注释充分，已有测试日志、浏览器记录和截图。人工 diff 审查未见独立确认记录，因此不宣称所有正式 DoD 已通过；也未将增量合入 main。</w:t>
+        <w:t>执行结果是三个故事已集成，原业务自动测试24/24通过，2026年9月22日 DRI 确认最终人工 Demo 七项通过。10月8日最终交付分支补充05c7499服务状态修复及11项状态测试，最新全量35/35通过；不倒写为原计划会上已知结果。AI 静态检查认为关键函数注释充分，已有测试日志、浏览器记录和截图。人工 diff 审查未见独立确认记录，因此不宣称所有正式 DoD 已通过；也未将增量合入 main。</w:t>
       </w:r>
     </w:p>
     <w:p>
@@ -1280,6 +1288,7 @@
           </w:tcPr>
           <w:p>
             <w:pPr>
+              <w:keepNext/>
               <w:spacing w:after="0" w:line="264" w:lineRule="auto"/>
               <w:jc w:val="center"/>
             </w:pPr>
@@ -1308,6 +1317,7 @@
           </w:tcPr>
           <w:p>
             <w:pPr>
+              <w:keepNext/>
               <w:spacing w:after="0" w:line="264" w:lineRule="auto"/>
               <w:jc w:val="center"/>
             </w:pPr>
@@ -1336,6 +1346,7 @@
           </w:tcPr>
           <w:p>
             <w:pPr>
+              <w:keepNext/>
               <w:spacing w:after="0" w:line="264" w:lineRule="auto"/>
               <w:jc w:val="center"/>
             </w:pPr>
@@ -1364,6 +1375,7 @@
           </w:tcPr>
           <w:p>
             <w:pPr>
+              <w:keepNext/>
               <w:spacing w:after="0" w:line="264" w:lineRule="auto"/>
               <w:jc w:val="center"/>
             </w:pPr>
